--- a/public/assets/files/stacjonarne/RTO.docx
+++ b/public/assets/files/stacjonarne/RTO.docx
@@ -523,6 +523,7 @@
                 <w:i w:val="0"/>
                 <w:sz w:val="22"/>
               </w:rPr>
+              <w:t>I</w:t>
             </w:r>
           </w:p>
         </w:tc>
@@ -560,6 +561,7 @@
                 <w:i w:val="0"/>
                 <w:sz w:val="22"/>
               </w:rPr>
+              <w:t>specjalizacyjny</w:t>
             </w:r>
           </w:p>
         </w:tc>

--- a/public/assets/files/stacjonarne/RTO.docx
+++ b/public/assets/files/stacjonarne/RTO.docx
@@ -681,12 +681,22 @@
         <w:tblW w:w="5000" w:type="pct"/>
       </w:tblPr>
       <w:tblGrid>
-        <w:gridCol w:w="9972"/>
+        <w:gridCol w:w="997"/>
+        <w:gridCol w:w="997"/>
+        <w:gridCol w:w="997"/>
+        <w:gridCol w:w="997"/>
+        <w:gridCol w:w="997"/>
+        <w:gridCol w:w="997"/>
+        <w:gridCol w:w="997"/>
+        <w:gridCol w:w="997"/>
+        <w:gridCol w:w="997"/>
+        <w:gridCol w:w="997"/>
       </w:tblGrid>
       <w:tr>
         <w:tc>
           <w:tcPr>
-            <w:tcW w:type="dxa" w:w="9972"/>
+            <w:tcW w:type="dxa" w:w="9970"/>
+            <w:gridSpan w:val="10"/>
             <w:shd w:val="clear" w:color="auto" w:fill="D9D9D9"/>
           </w:tcPr>
           <w:p>
@@ -705,31 +715,34 @@
           </w:p>
         </w:tc>
       </w:tr>
-    </w:tbl>
-    <w:tbl>
-      <w:tblPr>
-        <w:tblW w:type="auto" w:w="0"/>
-        <w:tblLook w:firstColumn="1" w:firstRow="1" w:lastColumn="0" w:lastRow="0" w:noHBand="0" w:noVBand="1" w:val="04A0"/>
-        <w:tblBorders>
-          <w:top w:val="single" w:sz="4" w:space="0" w:color="000000"/>
-          <w:left w:val="single" w:sz="4" w:space="0" w:color="000000"/>
-          <w:bottom w:val="single" w:sz="4" w:space="0" w:color="000000"/>
-          <w:right w:val="single" w:sz="4" w:space="0" w:color="000000"/>
-          <w:insideH w:val="single" w:sz="4" w:space="0" w:color="000000"/>
-          <w:insideV w:val="single" w:sz="4" w:space="0" w:color="000000"/>
-        </w:tblBorders>
-        <w:tblW w:w="5000" w:type="pct"/>
-      </w:tblPr>
-      <w:tblGrid>
-        <w:gridCol w:w="2493"/>
-        <w:gridCol w:w="2493"/>
-        <w:gridCol w:w="2493"/>
-        <w:gridCol w:w="2493"/>
-      </w:tblGrid>
       <w:tr>
         <w:tc>
           <w:tcPr>
-            <w:tcW w:type="dxa" w:w="2493"/>
+            <w:tcW w:type="dxa" w:w="9970"/>
+            <w:gridSpan w:val="10"/>
+            <w:shd w:val="clear" w:color="auto" w:fill="D9D9D9"/>
+          </w:tcPr>
+          <w:p>
+            <w:pPr>
+              <w:spacing w:before="20" w:after="20"/>
+            </w:pPr>
+            <w:r>
+              <w:rPr>
+                <w:rFonts w:ascii="Aptos" w:hAnsi="Aptos"/>
+                <w:b w:val="0"/>
+                <w:i w:val="0"/>
+                <w:sz w:val="16"/>
+              </w:rPr>
+              <w:t>Wymiar godzinowy (liczba godzin w semestrze)</w:t>
+            </w:r>
+          </w:p>
+        </w:tc>
+      </w:tr>
+      <w:tr>
+        <w:tc>
+          <w:tcPr>
+            <w:tcW w:type="dxa" w:w="1994"/>
+            <w:gridSpan w:val="2"/>
             <w:shd w:val="clear" w:color="auto" w:fill="D9D9D9"/>
           </w:tcPr>
           <w:p>
@@ -749,7 +762,8 @@
         </w:tc>
         <w:tc>
           <w:tcPr>
-            <w:tcW w:type="dxa" w:w="2493"/>
+            <w:tcW w:type="dxa" w:w="2991"/>
+            <w:gridSpan w:val="3"/>
             <w:shd w:val="clear" w:color="auto" w:fill="D9D9D9"/>
           </w:tcPr>
           <w:p>
@@ -769,7 +783,8 @@
         </w:tc>
         <w:tc>
           <w:tcPr>
-            <w:tcW w:type="dxa" w:w="2493"/>
+            <w:tcW w:type="dxa" w:w="2991"/>
+            <w:gridSpan w:val="3"/>
             <w:shd w:val="clear" w:color="auto" w:fill="D9D9D9"/>
           </w:tcPr>
           <w:p>
@@ -789,7 +804,8 @@
         </w:tc>
         <w:tc>
           <w:tcPr>
-            <w:tcW w:type="dxa" w:w="2493"/>
+            <w:tcW w:type="dxa" w:w="1994"/>
+            <w:gridSpan w:val="2"/>
             <w:shd w:val="clear" w:color="auto" w:fill="D9D9D9"/>
           </w:tcPr>
           <w:p>
@@ -811,7 +827,8 @@
       <w:tr>
         <w:tc>
           <w:tcPr>
-            <w:tcW w:type="dxa" w:w="2493"/>
+            <w:tcW w:type="dxa" w:w="1994"/>
+            <w:gridSpan w:val="2"/>
           </w:tcPr>
           <w:p>
             <w:pPr>
@@ -830,7 +847,8 @@
         </w:tc>
         <w:tc>
           <w:tcPr>
-            <w:tcW w:type="dxa" w:w="2493"/>
+            <w:tcW w:type="dxa" w:w="2991"/>
+            <w:gridSpan w:val="3"/>
           </w:tcPr>
           <w:p>
             <w:pPr>
@@ -849,7 +867,8 @@
         </w:tc>
         <w:tc>
           <w:tcPr>
-            <w:tcW w:type="dxa" w:w="2493"/>
+            <w:tcW w:type="dxa" w:w="2991"/>
+            <w:gridSpan w:val="3"/>
           </w:tcPr>
           <w:p>
             <w:pPr>
@@ -868,7 +887,8 @@
         </w:tc>
         <w:tc>
           <w:tcPr>
-            <w:tcW w:type="dxa" w:w="2493"/>
+            <w:tcW w:type="dxa" w:w="1994"/>
+            <w:gridSpan w:val="2"/>
           </w:tcPr>
           <w:p>
             <w:pPr>
@@ -886,30 +906,34 @@
           </w:p>
         </w:tc>
       </w:tr>
-    </w:tbl>
-    <w:tbl>
-      <w:tblPr>
-        <w:tblW w:type="auto" w:w="0"/>
-        <w:tblLook w:firstColumn="1" w:firstRow="1" w:lastColumn="0" w:lastRow="0" w:noHBand="0" w:noVBand="1" w:val="04A0"/>
-        <w:tblBorders>
-          <w:top w:val="single" w:sz="4" w:space="0" w:color="000000"/>
-          <w:left w:val="single" w:sz="4" w:space="0" w:color="000000"/>
-          <w:bottom w:val="single" w:sz="4" w:space="0" w:color="000000"/>
-          <w:right w:val="single" w:sz="4" w:space="0" w:color="000000"/>
-          <w:insideH w:val="single" w:sz="4" w:space="0" w:color="000000"/>
-          <w:insideV w:val="single" w:sz="4" w:space="0" w:color="000000"/>
-        </w:tblBorders>
-        <w:tblW w:w="5000" w:type="pct"/>
-      </w:tblPr>
-      <w:tblGrid>
-        <w:gridCol w:w="3324"/>
-        <w:gridCol w:w="3324"/>
-        <w:gridCol w:w="3324"/>
-      </w:tblGrid>
       <w:tr>
         <w:tc>
           <w:tcPr>
-            <w:tcW w:type="dxa" w:w="3324"/>
+            <w:tcW w:type="dxa" w:w="9970"/>
+            <w:gridSpan w:val="10"/>
+            <w:shd w:val="clear" w:color="auto" w:fill="D9D9D9"/>
+          </w:tcPr>
+          <w:p>
+            <w:pPr>
+              <w:spacing w:before="20" w:after="20"/>
+            </w:pPr>
+            <w:r>
+              <w:rPr>
+                <w:rFonts w:ascii="Aptos" w:hAnsi="Aptos"/>
+                <w:b/>
+                <w:i w:val="0"/>
+                <w:sz w:val="22"/>
+              </w:rPr>
+              <w:t>Bilans ECTS</w:t>
+            </w:r>
+          </w:p>
+        </w:tc>
+      </w:tr>
+      <w:tr>
+        <w:tc>
+          <w:tcPr>
+            <w:tcW w:type="dxa" w:w="4985"/>
+            <w:gridSpan w:val="5"/>
             <w:shd w:val="clear" w:color="auto" w:fill="D9D9D9"/>
           </w:tcPr>
           <w:p>
@@ -929,7 +953,8 @@
         </w:tc>
         <w:tc>
           <w:tcPr>
-            <w:tcW w:type="dxa" w:w="3324"/>
+            <w:tcW w:type="dxa" w:w="2991"/>
+            <w:gridSpan w:val="3"/>
             <w:shd w:val="clear" w:color="auto" w:fill="D9D9D9"/>
           </w:tcPr>
           <w:p>
@@ -949,7 +974,8 @@
         </w:tc>
         <w:tc>
           <w:tcPr>
-            <w:tcW w:type="dxa" w:w="3324"/>
+            <w:tcW w:type="dxa" w:w="1994"/>
+            <w:gridSpan w:val="2"/>
             <w:shd w:val="clear" w:color="auto" w:fill="D9D9D9"/>
           </w:tcPr>
           <w:p>
@@ -971,7 +997,8 @@
       <w:tr>
         <w:tc>
           <w:tcPr>
-            <w:tcW w:type="dxa" w:w="3324"/>
+            <w:tcW w:type="dxa" w:w="4985"/>
+            <w:gridSpan w:val="5"/>
           </w:tcPr>
           <w:p>
             <w:pPr>
@@ -990,7 +1017,8 @@
         </w:tc>
         <w:tc>
           <w:tcPr>
-            <w:tcW w:type="dxa" w:w="3324"/>
+            <w:tcW w:type="dxa" w:w="2991"/>
+            <w:gridSpan w:val="3"/>
           </w:tcPr>
           <w:p>
             <w:pPr>
@@ -1009,7 +1037,8 @@
         </w:tc>
         <w:tc>
           <w:tcPr>
-            <w:tcW w:type="dxa" w:w="3324"/>
+            <w:tcW w:type="dxa" w:w="1994"/>
+            <w:gridSpan w:val="2"/>
           </w:tcPr>
           <w:p>
             <w:pPr>
@@ -1030,7 +1059,8 @@
       <w:tr>
         <w:tc>
           <w:tcPr>
-            <w:tcW w:type="dxa" w:w="3324"/>
+            <w:tcW w:type="dxa" w:w="4985"/>
+            <w:gridSpan w:val="5"/>
           </w:tcPr>
           <w:p>
             <w:pPr>
@@ -1049,7 +1079,8 @@
         </w:tc>
         <w:tc>
           <w:tcPr>
-            <w:tcW w:type="dxa" w:w="3324"/>
+            <w:tcW w:type="dxa" w:w="2991"/>
+            <w:gridSpan w:val="3"/>
           </w:tcPr>
           <w:p>
             <w:pPr>
@@ -1068,7 +1099,8 @@
         </w:tc>
         <w:tc>
           <w:tcPr>
-            <w:tcW w:type="dxa" w:w="3324"/>
+            <w:tcW w:type="dxa" w:w="1994"/>
+            <w:gridSpan w:val="2"/>
           </w:tcPr>
           <w:p>
             <w:pPr>
@@ -1089,7 +1121,29 @@
       <w:tr>
         <w:tc>
           <w:tcPr>
-            <w:tcW w:type="dxa" w:w="3324"/>
+            <w:tcW w:type="dxa" w:w="4985"/>
+            <w:gridSpan w:val="5"/>
+            <w:shd w:val="clear" w:color="auto" w:fill="D9D9D9"/>
+          </w:tcPr>
+          <w:p>
+            <w:pPr>
+              <w:spacing w:before="20" w:after="20"/>
+            </w:pPr>
+            <w:r>
+              <w:rPr>
+                <w:rFonts w:ascii="Aptos" w:hAnsi="Aptos"/>
+                <w:b/>
+                <w:i w:val="0"/>
+                <w:sz w:val="16"/>
+              </w:rPr>
+              <w:t>Opis samodzielnej pracy studenta</w:t>
+            </w:r>
+          </w:p>
+        </w:tc>
+        <w:tc>
+          <w:tcPr>
+            <w:tcW w:type="dxa" w:w="4985"/>
+            <w:gridSpan w:val="5"/>
           </w:tcPr>
           <w:p>
             <w:pPr>
@@ -1102,45 +1156,7 @@
                 <w:i w:val="0"/>
                 <w:sz w:val="22"/>
               </w:rPr>
-              <w:t>Suma</w:t>
-            </w:r>
-          </w:p>
-        </w:tc>
-        <w:tc>
-          <w:tcPr>
-            <w:tcW w:type="dxa" w:w="3324"/>
-          </w:tcPr>
-          <w:p>
-            <w:pPr>
-              <w:spacing w:before="20" w:after="20"/>
-            </w:pPr>
-            <w:r>
-              <w:rPr>
-                <w:rFonts w:ascii="Aptos" w:hAnsi="Aptos"/>
-                <w:b w:val="0"/>
-                <w:i w:val="0"/>
-                <w:sz w:val="22"/>
-              </w:rPr>
-              <w:t>100</w:t>
-            </w:r>
-          </w:p>
-        </w:tc>
-        <w:tc>
-          <w:tcPr>
-            <w:tcW w:type="dxa" w:w="3324"/>
-          </w:tcPr>
-          <w:p>
-            <w:pPr>
-              <w:spacing w:before="20" w:after="20"/>
-            </w:pPr>
-            <w:r>
-              <w:rPr>
-                <w:rFonts w:ascii="Aptos" w:hAnsi="Aptos"/>
-                <w:b w:val="0"/>
-                <w:i w:val="0"/>
-                <w:sz w:val="22"/>
-              </w:rPr>
-              <w:t>4</w:t>
+              <w:t>Realizacja projektów zespołowych z systemów czasu rzeczywistego; implementacja i testowanie algorytmów real-time; przygotowanie dokumentacji projektowej.</w:t>
             </w:r>
           </w:p>
         </w:tc>
@@ -1274,7 +1290,7 @@
                 <w:b w:val="0"/>
                 <w:sz w:val="22"/>
               </w:rPr>
-              <w:t>• Wykład</w:t>
+              <w:t>• wykład z prezentacją multimedialną</w:t>
             </w:r>
           </w:p>
           <w:p>
@@ -1287,7 +1303,20 @@
                 <w:b w:val="0"/>
                 <w:sz w:val="22"/>
               </w:rPr>
-              <w:t>• Wykład z prezentacją multimedialną</w:t>
+              <w:t>• wykład konwersatoryjny (z elementami dyskusji)</w:t>
+            </w:r>
+          </w:p>
+          <w:p>
+            <w:pPr>
+              <w:spacing w:before="20" w:after="20"/>
+            </w:pPr>
+            <w:r>
+              <w:rPr>
+                <w:rFonts w:ascii="Aptos" w:hAnsi="Aptos"/>
+                <w:b/>
+                <w:sz w:val="22"/>
+              </w:rPr>
+              <w:t>Ćwiczenia / Laboratorium:</w:t>
             </w:r>
           </w:p>
           <w:p>
@@ -1300,7 +1329,7 @@
                 <w:b w:val="0"/>
                 <w:sz w:val="22"/>
               </w:rPr>
-              <w:t>• Wykład z prezentacją urządzeń</w:t>
+              <w:t>• metoda projektów (projekt praktyczny)</w:t>
             </w:r>
           </w:p>
           <w:p>
@@ -1313,7 +1342,7 @@
                 <w:b w:val="0"/>
                 <w:sz w:val="22"/>
               </w:rPr>
-              <w:t>• Dyskusja</w:t>
+              <w:t>• praca w grupach</w:t>
             </w:r>
           </w:p>
           <w:p>
@@ -1326,59 +1355,7 @@
                 <w:b w:val="0"/>
                 <w:sz w:val="22"/>
               </w:rPr>
-              <w:t>• Zespołowe rozwiązywanie problemów</w:t>
-            </w:r>
-          </w:p>
-          <w:p>
-            <w:pPr>
-              <w:spacing w:before="20" w:after="20"/>
-            </w:pPr>
-            <w:r>
-              <w:rPr>
-                <w:rFonts w:ascii="Aptos" w:hAnsi="Aptos"/>
-                <w:b/>
-                <w:sz w:val="22"/>
-              </w:rPr>
-              <w:t>Laboratorium:</w:t>
-            </w:r>
-          </w:p>
-          <w:p>
-            <w:pPr>
-              <w:spacing w:before="20" w:after="20"/>
-            </w:pPr>
-            <w:r>
-              <w:rPr>
-                <w:rFonts w:ascii="Aptos" w:hAnsi="Aptos"/>
-                <w:b w:val="0"/>
-                <w:sz w:val="22"/>
-              </w:rPr>
-              <w:t>• Ćwiczenia praktyczne</w:t>
-            </w:r>
-          </w:p>
-          <w:p>
-            <w:pPr>
-              <w:spacing w:before="20" w:after="20"/>
-            </w:pPr>
-            <w:r>
-              <w:rPr>
-                <w:rFonts w:ascii="Aptos" w:hAnsi="Aptos"/>
-                <w:b w:val="0"/>
-                <w:sz w:val="22"/>
-              </w:rPr>
-              <w:t>• Ćwiczenia implementacyjne</w:t>
-            </w:r>
-          </w:p>
-          <w:p>
-            <w:pPr>
-              <w:spacing w:before="20" w:after="20"/>
-            </w:pPr>
-            <w:r>
-              <w:rPr>
-                <w:rFonts w:ascii="Aptos" w:hAnsi="Aptos"/>
-                <w:b w:val="0"/>
-                <w:sz w:val="22"/>
-              </w:rPr>
-              <w:t>• Projekty w parach</w:t>
+              <w:t>• rozwiązywanie zadań</w:t>
             </w:r>
           </w:p>
         </w:tc>
@@ -1629,21 +1606,10 @@
             <w:r>
               <w:rPr>
                 <w:rFonts w:ascii="Aptos" w:hAnsi="Aptos"/>
+                <w:b w:val="0"/>
+                <w:i w:val="0"/>
                 <w:sz w:val="22"/>
               </w:rPr>
-              <w:t>1. Ćwiczenia z zajęć - 1/3 oceny</w:t>
-            </w:r>
-          </w:p>
-          <w:p>
-            <w:pPr>
-              <w:spacing w:before="20" w:after="20"/>
-            </w:pPr>
-            <w:r>
-              <w:rPr>
-                <w:rFonts w:ascii="Aptos" w:hAnsi="Aptos"/>
-                <w:sz w:val="22"/>
-              </w:rPr>
-              <w:t>2. 2 projekty zespołowe - 2/3 oceny</w:t>
             </w:r>
           </w:p>
         </w:tc>
@@ -1660,7 +1626,7 @@
                 <w:rFonts w:ascii="Aptos" w:hAnsi="Aptos"/>
                 <w:sz w:val="22"/>
               </w:rPr>
-              <w:t>1. Ćwiczenia z zajęć - 1/3 oceny</w:t>
+              <w:t>1. ocena pracy podczas ćwiczenia</w:t>
             </w:r>
           </w:p>
           <w:p>
@@ -1672,7 +1638,7 @@
                 <w:rFonts w:ascii="Aptos" w:hAnsi="Aptos"/>
                 <w:sz w:val="22"/>
               </w:rPr>
-              <w:t>2. 2 projekty zespołowe - 2/3 oceny</w:t>
+              <w:t>2. prezentacja projektu i dokumentacji</w:t>
             </w:r>
           </w:p>
         </w:tc>
@@ -1915,14 +1881,14 @@
         <w:tblW w:w="5000" w:type="pct"/>
       </w:tblPr>
       <w:tblGrid>
-        <w:gridCol w:w="3324"/>
-        <w:gridCol w:w="3324"/>
-        <w:gridCol w:w="3324"/>
+        <w:gridCol w:w="680"/>
+        <w:gridCol w:w="4536"/>
+        <w:gridCol w:w="4252"/>
       </w:tblGrid>
       <w:tr>
         <w:tc>
           <w:tcPr>
-            <w:tcW w:type="dxa" w:w="9972"/>
+            <w:tcW w:type="dxa" w:w="9468"/>
             <w:gridSpan w:val="3"/>
             <w:shd w:val="clear" w:color="auto" w:fill="D9D9D9"/>
           </w:tcPr>
@@ -1945,7 +1911,7 @@
       <w:tr>
         <w:tc>
           <w:tcPr>
-            <w:tcW w:type="dxa" w:w="3324"/>
+            <w:tcW w:type="dxa" w:w="680"/>
             <w:shd w:val="clear" w:color="auto" w:fill="D9D9D9"/>
           </w:tcPr>
           <w:p>
@@ -1965,7 +1931,7 @@
         </w:tc>
         <w:tc>
           <w:tcPr>
-            <w:tcW w:type="dxa" w:w="3324"/>
+            <w:tcW w:type="dxa" w:w="4536"/>
             <w:shd w:val="clear" w:color="auto" w:fill="D9D9D9"/>
           </w:tcPr>
           <w:p>
@@ -1985,7 +1951,7 @@
         </w:tc>
         <w:tc>
           <w:tcPr>
-            <w:tcW w:type="dxa" w:w="3324"/>
+            <w:tcW w:type="dxa" w:w="4252"/>
             <w:shd w:val="clear" w:color="auto" w:fill="D9D9D9"/>
           </w:tcPr>
           <w:p>
@@ -2007,7 +1973,7 @@
       <w:tr>
         <w:tc>
           <w:tcPr>
-            <w:tcW w:type="dxa" w:w="3324"/>
+            <w:tcW w:type="dxa" w:w="680"/>
           </w:tcPr>
           <w:p>
             <w:pPr>
@@ -2026,7 +1992,7 @@
         </w:tc>
         <w:tc>
           <w:tcPr>
-            <w:tcW w:type="dxa" w:w="3324"/>
+            <w:tcW w:type="dxa" w:w="4536"/>
           </w:tcPr>
           <w:p>
             <w:pPr>
@@ -2045,7 +2011,7 @@
         </w:tc>
         <w:tc>
           <w:tcPr>
-            <w:tcW w:type="dxa" w:w="3324"/>
+            <w:tcW w:type="dxa" w:w="4252"/>
           </w:tcPr>
           <w:p>
             <w:pPr>
@@ -2065,7 +2031,7 @@
       <w:tr>
         <w:tc>
           <w:tcPr>
-            <w:tcW w:type="dxa" w:w="3324"/>
+            <w:tcW w:type="dxa" w:w="680"/>
           </w:tcPr>
           <w:p>
             <w:pPr>
@@ -2084,7 +2050,7 @@
         </w:tc>
         <w:tc>
           <w:tcPr>
-            <w:tcW w:type="dxa" w:w="3324"/>
+            <w:tcW w:type="dxa" w:w="4536"/>
           </w:tcPr>
           <w:p>
             <w:pPr>
@@ -2103,7 +2069,7 @@
         </w:tc>
         <w:tc>
           <w:tcPr>
-            <w:tcW w:type="dxa" w:w="3324"/>
+            <w:tcW w:type="dxa" w:w="4252"/>
           </w:tcPr>
           <w:p>
             <w:pPr>
@@ -2123,7 +2089,7 @@
       <w:tr>
         <w:tc>
           <w:tcPr>
-            <w:tcW w:type="dxa" w:w="3324"/>
+            <w:tcW w:type="dxa" w:w="680"/>
           </w:tcPr>
           <w:p>
             <w:pPr>
@@ -2142,7 +2108,7 @@
         </w:tc>
         <w:tc>
           <w:tcPr>
-            <w:tcW w:type="dxa" w:w="3324"/>
+            <w:tcW w:type="dxa" w:w="4536"/>
           </w:tcPr>
           <w:p>
             <w:pPr>
@@ -2161,7 +2127,7 @@
         </w:tc>
         <w:tc>
           <w:tcPr>
-            <w:tcW w:type="dxa" w:w="3324"/>
+            <w:tcW w:type="dxa" w:w="4252"/>
           </w:tcPr>
           <w:p>
             <w:pPr>
@@ -2181,7 +2147,7 @@
       <w:tr>
         <w:tc>
           <w:tcPr>
-            <w:tcW w:type="dxa" w:w="3324"/>
+            <w:tcW w:type="dxa" w:w="680"/>
           </w:tcPr>
           <w:p>
             <w:pPr>
@@ -2200,7 +2166,7 @@
         </w:tc>
         <w:tc>
           <w:tcPr>
-            <w:tcW w:type="dxa" w:w="3324"/>
+            <w:tcW w:type="dxa" w:w="4536"/>
           </w:tcPr>
           <w:p>
             <w:pPr>
@@ -2219,7 +2185,7 @@
         </w:tc>
         <w:tc>
           <w:tcPr>
-            <w:tcW w:type="dxa" w:w="3324"/>
+            <w:tcW w:type="dxa" w:w="4252"/>
           </w:tcPr>
           <w:p>
             <w:pPr>
@@ -2239,7 +2205,7 @@
       <w:tr>
         <w:tc>
           <w:tcPr>
-            <w:tcW w:type="dxa" w:w="3324"/>
+            <w:tcW w:type="dxa" w:w="680"/>
           </w:tcPr>
           <w:p>
             <w:pPr>
@@ -2258,7 +2224,7 @@
         </w:tc>
         <w:tc>
           <w:tcPr>
-            <w:tcW w:type="dxa" w:w="3324"/>
+            <w:tcW w:type="dxa" w:w="4536"/>
           </w:tcPr>
           <w:p>
             <w:pPr>
@@ -2277,7 +2243,7 @@
         </w:tc>
         <w:tc>
           <w:tcPr>
-            <w:tcW w:type="dxa" w:w="3324"/>
+            <w:tcW w:type="dxa" w:w="4252"/>
           </w:tcPr>
           <w:p>
             <w:pPr>
@@ -2297,7 +2263,7 @@
       <w:tr>
         <w:tc>
           <w:tcPr>
-            <w:tcW w:type="dxa" w:w="3324"/>
+            <w:tcW w:type="dxa" w:w="680"/>
           </w:tcPr>
           <w:p>
             <w:pPr>
@@ -2316,7 +2282,7 @@
         </w:tc>
         <w:tc>
           <w:tcPr>
-            <w:tcW w:type="dxa" w:w="3324"/>
+            <w:tcW w:type="dxa" w:w="4536"/>
           </w:tcPr>
           <w:p>
             <w:pPr>
@@ -2335,7 +2301,7 @@
         </w:tc>
         <w:tc>
           <w:tcPr>
-            <w:tcW w:type="dxa" w:w="3324"/>
+            <w:tcW w:type="dxa" w:w="4252"/>
           </w:tcPr>
           <w:p>
             <w:pPr>
@@ -2355,7 +2321,7 @@
       <w:tr>
         <w:tc>
           <w:tcPr>
-            <w:tcW w:type="dxa" w:w="3324"/>
+            <w:tcW w:type="dxa" w:w="680"/>
           </w:tcPr>
           <w:p>
             <w:pPr>
@@ -2374,7 +2340,7 @@
         </w:tc>
         <w:tc>
           <w:tcPr>
-            <w:tcW w:type="dxa" w:w="3324"/>
+            <w:tcW w:type="dxa" w:w="4536"/>
           </w:tcPr>
           <w:p>
             <w:pPr>
@@ -2393,7 +2359,7 @@
         </w:tc>
         <w:tc>
           <w:tcPr>
-            <w:tcW w:type="dxa" w:w="3324"/>
+            <w:tcW w:type="dxa" w:w="4252"/>
           </w:tcPr>
           <w:p>
             <w:pPr>
@@ -2413,7 +2379,7 @@
       <w:tr>
         <w:tc>
           <w:tcPr>
-            <w:tcW w:type="dxa" w:w="3324"/>
+            <w:tcW w:type="dxa" w:w="680"/>
           </w:tcPr>
           <w:p>
             <w:pPr>
@@ -2432,7 +2398,7 @@
         </w:tc>
         <w:tc>
           <w:tcPr>
-            <w:tcW w:type="dxa" w:w="3324"/>
+            <w:tcW w:type="dxa" w:w="4536"/>
           </w:tcPr>
           <w:p>
             <w:pPr>
@@ -2451,7 +2417,7 @@
         </w:tc>
         <w:tc>
           <w:tcPr>
-            <w:tcW w:type="dxa" w:w="3324"/>
+            <w:tcW w:type="dxa" w:w="4252"/>
           </w:tcPr>
           <w:p>
             <w:pPr>
@@ -2471,7 +2437,7 @@
       <w:tr>
         <w:tc>
           <w:tcPr>
-            <w:tcW w:type="dxa" w:w="3324"/>
+            <w:tcW w:type="dxa" w:w="680"/>
           </w:tcPr>
           <w:p>
             <w:pPr>
@@ -2490,7 +2456,7 @@
         </w:tc>
         <w:tc>
           <w:tcPr>
-            <w:tcW w:type="dxa" w:w="3324"/>
+            <w:tcW w:type="dxa" w:w="4536"/>
           </w:tcPr>
           <w:p>
             <w:pPr>
@@ -2509,7 +2475,7 @@
         </w:tc>
         <w:tc>
           <w:tcPr>
-            <w:tcW w:type="dxa" w:w="3324"/>
+            <w:tcW w:type="dxa" w:w="4252"/>
           </w:tcPr>
           <w:p>
             <w:pPr>
@@ -2529,7 +2495,7 @@
       <w:tr>
         <w:tc>
           <w:tcPr>
-            <w:tcW w:type="dxa" w:w="3324"/>
+            <w:tcW w:type="dxa" w:w="680"/>
           </w:tcPr>
           <w:p>
             <w:pPr>
@@ -2548,7 +2514,7 @@
         </w:tc>
         <w:tc>
           <w:tcPr>
-            <w:tcW w:type="dxa" w:w="3324"/>
+            <w:tcW w:type="dxa" w:w="4536"/>
           </w:tcPr>
           <w:p>
             <w:pPr>
@@ -2567,7 +2533,7 @@
         </w:tc>
         <w:tc>
           <w:tcPr>
-            <w:tcW w:type="dxa" w:w="3324"/>
+            <w:tcW w:type="dxa" w:w="4252"/>
           </w:tcPr>
           <w:p>
             <w:pPr>
@@ -2927,6 +2893,7 @@
                 <w:i w:val="0"/>
                 <w:sz w:val="22"/>
               </w:rPr>
+              <w:t>ocena pracy podczas ćwiczenia; prezentacja projektu i dokumentacji</w:t>
             </w:r>
           </w:p>
         </w:tc>
@@ -2985,6 +2952,7 @@
                 <w:i w:val="0"/>
                 <w:sz w:val="22"/>
               </w:rPr>
+              <w:t>ocena pracy podczas ćwiczenia; prezentacja projektu i dokumentacji</w:t>
             </w:r>
           </w:p>
         </w:tc>
@@ -3043,6 +3011,7 @@
                 <w:i w:val="0"/>
                 <w:sz w:val="22"/>
               </w:rPr>
+              <w:t>ocena pracy podczas ćwiczenia; prezentacja projektu i dokumentacji</w:t>
             </w:r>
           </w:p>
         </w:tc>
@@ -3206,6 +3175,7 @@
                 <w:i w:val="0"/>
                 <w:sz w:val="22"/>
               </w:rPr>
+              <w:t>ocena pracy podczas ćwiczenia; prezentacja projektu i dokumentacji</w:t>
             </w:r>
           </w:p>
         </w:tc>
@@ -3263,6 +3233,7 @@
                 <w:i w:val="0"/>
                 <w:sz w:val="22"/>
               </w:rPr>
+              <w:t>ocena pracy podczas ćwiczenia; prezentacja projektu i dokumentacji</w:t>
             </w:r>
           </w:p>
         </w:tc>
@@ -3320,6 +3291,7 @@
                 <w:i w:val="0"/>
                 <w:sz w:val="22"/>
               </w:rPr>
+              <w:t>ocena pracy podczas ćwiczenia; prezentacja projektu i dokumentacji</w:t>
             </w:r>
           </w:p>
         </w:tc>
@@ -3483,6 +3455,7 @@
                 <w:i w:val="0"/>
                 <w:sz w:val="22"/>
               </w:rPr>
+              <w:t>ocena pracy podczas ćwiczenia; prezentacja projektu i dokumentacji</w:t>
             </w:r>
           </w:p>
         </w:tc>
@@ -3540,6 +3513,7 @@
                 <w:i w:val="0"/>
                 <w:sz w:val="22"/>
               </w:rPr>
+              <w:t>ocena pracy podczas ćwiczenia; prezentacja projektu i dokumentacji</w:t>
             </w:r>
           </w:p>
         </w:tc>
@@ -3645,62 +3619,6 @@
                 <w:sz w:val="16"/>
               </w:rPr>
               <w:t>Wyposażenie specjalistyczne konieczne do realizacji przedmiotu</w:t>
-            </w:r>
-          </w:p>
-        </w:tc>
-      </w:tr>
-      <w:tr>
-        <w:tc>
-          <w:tcPr>
-            <w:tcW w:type="dxa" w:w="3324"/>
-          </w:tcPr>
-          <w:p>
-            <w:pPr>
-              <w:spacing w:before="20" w:after="20"/>
-            </w:pPr>
-            <w:r>
-              <w:rPr>
-                <w:rFonts w:ascii="Aptos" w:hAnsi="Aptos"/>
-                <w:b w:val="0"/>
-                <w:i w:val="0"/>
-                <w:sz w:val="22"/>
-              </w:rPr>
-            </w:r>
-          </w:p>
-        </w:tc>
-        <w:tc>
-          <w:tcPr>
-            <w:tcW w:type="dxa" w:w="3324"/>
-          </w:tcPr>
-          <w:p>
-            <w:pPr>
-              <w:spacing w:before="20" w:after="20"/>
-            </w:pPr>
-            <w:r>
-              <w:rPr>
-                <w:rFonts w:ascii="Aptos" w:hAnsi="Aptos"/>
-                <w:b w:val="0"/>
-                <w:i w:val="0"/>
-                <w:sz w:val="22"/>
-              </w:rPr>
-            </w:r>
-          </w:p>
-        </w:tc>
-        <w:tc>
-          <w:tcPr>
-            <w:tcW w:type="dxa" w:w="3324"/>
-          </w:tcPr>
-          <w:p>
-            <w:pPr>
-              <w:spacing w:before="20" w:after="20"/>
-            </w:pPr>
-            <w:r>
-              <w:rPr>
-                <w:rFonts w:ascii="Aptos" w:hAnsi="Aptos"/>
-                <w:b w:val="0"/>
-                <w:i w:val="0"/>
-                <w:sz w:val="22"/>
-              </w:rPr>
             </w:r>
           </w:p>
         </w:tc>

--- a/public/assets/files/stacjonarne/RTO.docx
+++ b/public/assets/files/stacjonarne/RTO.docx
@@ -2855,7 +2855,7 @@
                 <w:i w:val="0"/>
                 <w:sz w:val="22"/>
               </w:rPr>
-              <w:t>K_W15</w:t>
+              <w:t>K_W18</w:t>
             </w:r>
           </w:p>
         </w:tc>
@@ -2893,7 +2893,64 @@
                 <w:i w:val="0"/>
                 <w:sz w:val="22"/>
               </w:rPr>
-              <w:t>ocena pracy podczas ćwiczenia; prezentacja projektu i dokumentacji</w:t>
+            </w:r>
+          </w:p>
+        </w:tc>
+      </w:tr>
+      <w:tr>
+        <w:tc>
+          <w:tcPr>
+            <w:tcW w:type="dxa" w:w="3324"/>
+          </w:tcPr>
+          <w:p>
+            <w:pPr>
+              <w:spacing w:before="20" w:after="20"/>
+            </w:pPr>
+            <w:r>
+              <w:rPr>
+                <w:rFonts w:ascii="Aptos" w:hAnsi="Aptos"/>
+                <w:b w:val="0"/>
+                <w:i w:val="0"/>
+                <w:sz w:val="22"/>
+              </w:rPr>
+              <w:t>K_W26</w:t>
+            </w:r>
+          </w:p>
+        </w:tc>
+        <w:tc>
+          <w:tcPr>
+            <w:tcW w:type="dxa" w:w="3324"/>
+          </w:tcPr>
+          <w:p>
+            <w:pPr>
+              <w:spacing w:before="20" w:after="20"/>
+            </w:pPr>
+            <w:r>
+              <w:rPr>
+                <w:rFonts w:ascii="Aptos" w:hAnsi="Aptos"/>
+                <w:b w:val="0"/>
+                <w:i w:val="0"/>
+                <w:sz w:val="22"/>
+              </w:rPr>
+              <w:t>Student zna i rozumie architektury RTOS (FreeRTOS, Zephyr, QNX): harmonogramowanie zadań (RM, EDF), zarządzanie przerwaniami, komunikację między zadaniami (kolejki, semafory, zdarzenia) i analizę czasu wykonania (WCET). [K_W26]</w:t>
+            </w:r>
+          </w:p>
+        </w:tc>
+        <w:tc>
+          <w:tcPr>
+            <w:tcW w:type="dxa" w:w="3324"/>
+          </w:tcPr>
+          <w:p>
+            <w:pPr>
+              <w:spacing w:before="20" w:after="20"/>
+            </w:pPr>
+            <w:r>
+              <w:rPr>
+                <w:rFonts w:ascii="Aptos" w:hAnsi="Aptos"/>
+                <w:b w:val="0"/>
+                <w:i w:val="0"/>
+                <w:sz w:val="22"/>
+              </w:rPr>
             </w:r>
           </w:p>
         </w:tc>
@@ -2933,65 +2990,6 @@
                 <w:i w:val="0"/>
                 <w:sz w:val="22"/>
               </w:rPr>
-              <w:t>Student zna i rozumie architektury RTOS (FreeRTOS, Zephyr, QNX): harmonogramowanie zadań (RM, EDF), zarządzanie przerwaniami, komunikację między zadaniami (kolejki, semafory, zdarzenia) i analizę czasu wykonania (WCET). [K_W26]</w:t>
-            </w:r>
-          </w:p>
-        </w:tc>
-        <w:tc>
-          <w:tcPr>
-            <w:tcW w:type="dxa" w:w="3324"/>
-          </w:tcPr>
-          <w:p>
-            <w:pPr>
-              <w:spacing w:before="20" w:after="20"/>
-            </w:pPr>
-            <w:r>
-              <w:rPr>
-                <w:rFonts w:ascii="Aptos" w:hAnsi="Aptos"/>
-                <w:b w:val="0"/>
-                <w:i w:val="0"/>
-                <w:sz w:val="22"/>
-              </w:rPr>
-              <w:t>ocena pracy podczas ćwiczenia; prezentacja projektu i dokumentacji</w:t>
-            </w:r>
-          </w:p>
-        </w:tc>
-      </w:tr>
-      <w:tr>
-        <w:tc>
-          <w:tcPr>
-            <w:tcW w:type="dxa" w:w="3324"/>
-          </w:tcPr>
-          <w:p>
-            <w:pPr>
-              <w:spacing w:before="20" w:after="20"/>
-            </w:pPr>
-            <w:r>
-              <w:rPr>
-                <w:rFonts w:ascii="Aptos" w:hAnsi="Aptos"/>
-                <w:b w:val="0"/>
-                <w:i w:val="0"/>
-                <w:sz w:val="22"/>
-              </w:rPr>
-              <w:t>K_W26</w:t>
-            </w:r>
-          </w:p>
-        </w:tc>
-        <w:tc>
-          <w:tcPr>
-            <w:tcW w:type="dxa" w:w="3324"/>
-          </w:tcPr>
-          <w:p>
-            <w:pPr>
-              <w:spacing w:before="20" w:after="20"/>
-            </w:pPr>
-            <w:r>
-              <w:rPr>
-                <w:rFonts w:ascii="Aptos" w:hAnsi="Aptos"/>
-                <w:b w:val="0"/>
-                <w:i w:val="0"/>
-                <w:sz w:val="22"/>
-              </w:rPr>
               <w:t>Student zna i rozumie zastosowania systemów czasu rzeczywistego w automatyce przemysłowej, robotyce, medycynie i Internecie Rzeczy oraz powiązane standardy bezpieczeństwa (IEC 61131, DO-178). [K_W18]</w:t>
             </w:r>
           </w:p>
@@ -3011,7 +3009,6 @@
                 <w:i w:val="0"/>
                 <w:sz w:val="22"/>
               </w:rPr>
-              <w:t>ocena pracy podczas ćwiczenia; prezentacja projektu i dokumentacji</w:t>
             </w:r>
           </w:p>
         </w:tc>
@@ -3137,7 +3134,7 @@
                 <w:i w:val="0"/>
                 <w:sz w:val="22"/>
               </w:rPr>
-              <w:t>K_U33</w:t>
+              <w:t>K_U23</w:t>
             </w:r>
           </w:p>
         </w:tc>
@@ -3175,7 +3172,7 @@
                 <w:i w:val="0"/>
                 <w:sz w:val="22"/>
               </w:rPr>
-              <w:t>ocena pracy podczas ćwiczenia; prezentacja projektu i dokumentacji</w:t>
+              <w:t>ocena pracy podczas ćwiczenia, prezentacja projektu i dokumentacji</w:t>
             </w:r>
           </w:p>
         </w:tc>
@@ -3196,6 +3193,7 @@
                 <w:i w:val="0"/>
                 <w:sz w:val="22"/>
               </w:rPr>
+              <w:t>K_U33</w:t>
             </w:r>
           </w:p>
         </w:tc>
@@ -3233,7 +3231,7 @@
                 <w:i w:val="0"/>
                 <w:sz w:val="22"/>
               </w:rPr>
-              <w:t>ocena pracy podczas ćwiczenia; prezentacja projektu i dokumentacji</w:t>
+              <w:t>ocena pracy podczas ćwiczenia, prezentacja projektu i dokumentacji</w:t>
             </w:r>
           </w:p>
         </w:tc>
@@ -3254,6 +3252,7 @@
                 <w:i w:val="0"/>
                 <w:sz w:val="22"/>
               </w:rPr>
+              <w:t>K_K01</w:t>
             </w:r>
           </w:p>
         </w:tc>
@@ -3291,7 +3290,7 @@
                 <w:i w:val="0"/>
                 <w:sz w:val="22"/>
               </w:rPr>
-              <w:t>ocena pracy podczas ćwiczenia; prezentacja projektu i dokumentacji</w:t>
+              <w:t>ocena pracy podczas ćwiczenia, prezentacja projektu i dokumentacji</w:t>
             </w:r>
           </w:p>
         </w:tc>
@@ -3455,7 +3454,7 @@
                 <w:i w:val="0"/>
                 <w:sz w:val="22"/>
               </w:rPr>
-              <w:t>ocena pracy podczas ćwiczenia; prezentacja projektu i dokumentacji</w:t>
+              <w:t>ocena pracy podczas ćwiczenia, prezentacja projektu i dokumentacji</w:t>
             </w:r>
           </w:p>
         </w:tc>
@@ -3476,6 +3475,7 @@
                 <w:i w:val="0"/>
                 <w:sz w:val="22"/>
               </w:rPr>
+              <w:t>K_K03</w:t>
             </w:r>
           </w:p>
         </w:tc>
@@ -3513,7 +3513,7 @@
                 <w:i w:val="0"/>
                 <w:sz w:val="22"/>
               </w:rPr>
-              <w:t>ocena pracy podczas ćwiczenia; prezentacja projektu i dokumentacji</w:t>
+              <w:t>ocena pracy podczas ćwiczenia, prezentacja projektu i dokumentacji</w:t>
             </w:r>
           </w:p>
         </w:tc>

--- a/public/assets/files/stacjonarne/RTO.docx
+++ b/public/assets/files/stacjonarne/RTO.docx
@@ -1882,14 +1882,13 @@
       </w:tblPr>
       <w:tblGrid>
         <w:gridCol w:w="680"/>
-        <w:gridCol w:w="4536"/>
-        <w:gridCol w:w="4252"/>
+        <w:gridCol w:w="8788"/>
       </w:tblGrid>
       <w:tr>
         <w:tc>
           <w:tcPr>
             <w:tcW w:type="dxa" w:w="9468"/>
-            <w:gridSpan w:val="3"/>
+            <w:gridSpan w:val="2"/>
             <w:shd w:val="clear" w:color="auto" w:fill="D9D9D9"/>
           </w:tcPr>
           <w:p>
@@ -1931,7 +1930,7 @@
         </w:tc>
         <w:tc>
           <w:tcPr>
-            <w:tcW w:type="dxa" w:w="4536"/>
+            <w:tcW w:type="dxa" w:w="8788"/>
             <w:shd w:val="clear" w:color="auto" w:fill="D9D9D9"/>
           </w:tcPr>
           <w:p>
@@ -1945,27 +1944,7 @@
                 <w:i w:val="0"/>
                 <w:sz w:val="16"/>
               </w:rPr>
-              <w:t>Wykład</w:t>
-            </w:r>
-          </w:p>
-        </w:tc>
-        <w:tc>
-          <w:tcPr>
-            <w:tcW w:type="dxa" w:w="4252"/>
-            <w:shd w:val="clear" w:color="auto" w:fill="D9D9D9"/>
-          </w:tcPr>
-          <w:p>
-            <w:pPr>
-              <w:spacing w:before="20" w:after="20"/>
-            </w:pPr>
-            <w:r>
-              <w:rPr>
-                <w:rFonts w:ascii="Aptos" w:hAnsi="Aptos"/>
-                <w:b/>
-                <w:i w:val="0"/>
-                <w:sz w:val="16"/>
-              </w:rPr>
-              <w:t>Ćwiczenia / Laboratorium / Pracownia</w:t>
+              <w:t>Treści programowe</w:t>
             </w:r>
           </w:p>
         </w:tc>
@@ -1992,7 +1971,7 @@
         </w:tc>
         <w:tc>
           <w:tcPr>
-            <w:tcW w:type="dxa" w:w="4536"/>
+            <w:tcW w:type="dxa" w:w="8788"/>
           </w:tcPr>
           <w:p>
             <w:pPr>
@@ -2006,24 +1985,6 @@
                 <w:sz w:val="22"/>
               </w:rPr>
               <w:t>Wprowadzenie do RT i FreeRTOS: pojęcia deterministyczności, jitter, deadline, zadania vs przerwania.</w:t>
-            </w:r>
-          </w:p>
-        </w:tc>
-        <w:tc>
-          <w:tcPr>
-            <w:tcW w:type="dxa" w:w="4252"/>
-          </w:tcPr>
-          <w:p>
-            <w:pPr>
-              <w:spacing w:before="20" w:after="20"/>
-            </w:pPr>
-            <w:r>
-              <w:rPr>
-                <w:rFonts w:ascii="Aptos" w:hAnsi="Aptos"/>
-                <w:b w:val="0"/>
-                <w:i w:val="0"/>
-                <w:sz w:val="22"/>
-              </w:rPr>
             </w:r>
           </w:p>
         </w:tc>
@@ -2050,7 +2011,7 @@
         </w:tc>
         <w:tc>
           <w:tcPr>
-            <w:tcW w:type="dxa" w:w="4536"/>
+            <w:tcW w:type="dxa" w:w="8788"/>
           </w:tcPr>
           <w:p>
             <w:pPr>
@@ -2064,24 +2025,6 @@
                 <w:sz w:val="22"/>
               </w:rPr>
               <w:t>Scheduler FreeRTOS: priorytety, wywłaszczanie, time-slicing, stany zadań, dobór konfiguracji.</w:t>
-            </w:r>
-          </w:p>
-        </w:tc>
-        <w:tc>
-          <w:tcPr>
-            <w:tcW w:type="dxa" w:w="4252"/>
-          </w:tcPr>
-          <w:p>
-            <w:pPr>
-              <w:spacing w:before="20" w:after="20"/>
-            </w:pPr>
-            <w:r>
-              <w:rPr>
-                <w:rFonts w:ascii="Aptos" w:hAnsi="Aptos"/>
-                <w:b w:val="0"/>
-                <w:i w:val="0"/>
-                <w:sz w:val="22"/>
-              </w:rPr>
             </w:r>
           </w:p>
         </w:tc>
@@ -2108,7 +2051,7 @@
         </w:tc>
         <w:tc>
           <w:tcPr>
-            <w:tcW w:type="dxa" w:w="4536"/>
+            <w:tcW w:type="dxa" w:w="8788"/>
           </w:tcPr>
           <w:p>
             <w:pPr>
@@ -2122,24 +2065,6 @@
                 <w:sz w:val="22"/>
               </w:rPr>
               <w:t>Zarządzanie czasem: tick, opóźnienia i timeouty, vTaskDelay/Until, timery programowe.</w:t>
-            </w:r>
-          </w:p>
-        </w:tc>
-        <w:tc>
-          <w:tcPr>
-            <w:tcW w:type="dxa" w:w="4252"/>
-          </w:tcPr>
-          <w:p>
-            <w:pPr>
-              <w:spacing w:before="20" w:after="20"/>
-            </w:pPr>
-            <w:r>
-              <w:rPr>
-                <w:rFonts w:ascii="Aptos" w:hAnsi="Aptos"/>
-                <w:b w:val="0"/>
-                <w:i w:val="0"/>
-                <w:sz w:val="22"/>
-              </w:rPr>
             </w:r>
           </w:p>
         </w:tc>
@@ -2166,7 +2091,7 @@
         </w:tc>
         <w:tc>
           <w:tcPr>
-            <w:tcW w:type="dxa" w:w="4536"/>
+            <w:tcW w:type="dxa" w:w="8788"/>
           </w:tcPr>
           <w:p>
             <w:pPr>
@@ -2180,24 +2105,6 @@
                 <w:sz w:val="22"/>
               </w:rPr>
               <w:t>Komunikacja między zadaniami: kolejki, stream/message buffers, wzorce producent–konsument.</w:t>
-            </w:r>
-          </w:p>
-        </w:tc>
-        <w:tc>
-          <w:tcPr>
-            <w:tcW w:type="dxa" w:w="4252"/>
-          </w:tcPr>
-          <w:p>
-            <w:pPr>
-              <w:spacing w:before="20" w:after="20"/>
-            </w:pPr>
-            <w:r>
-              <w:rPr>
-                <w:rFonts w:ascii="Aptos" w:hAnsi="Aptos"/>
-                <w:b w:val="0"/>
-                <w:i w:val="0"/>
-                <w:sz w:val="22"/>
-              </w:rPr>
             </w:r>
           </w:p>
         </w:tc>
@@ -2224,7 +2131,7 @@
         </w:tc>
         <w:tc>
           <w:tcPr>
-            <w:tcW w:type="dxa" w:w="4536"/>
+            <w:tcW w:type="dxa" w:w="8788"/>
           </w:tcPr>
           <w:p>
             <w:pPr>
@@ -2238,24 +2145,6 @@
                 <w:sz w:val="22"/>
               </w:rPr>
               <w:t>Synchronizacja i sekcje krytyczne: semafory, mutexy, recursive mutex, problem priority inversion.</w:t>
-            </w:r>
-          </w:p>
-        </w:tc>
-        <w:tc>
-          <w:tcPr>
-            <w:tcW w:type="dxa" w:w="4252"/>
-          </w:tcPr>
-          <w:p>
-            <w:pPr>
-              <w:spacing w:before="20" w:after="20"/>
-            </w:pPr>
-            <w:r>
-              <w:rPr>
-                <w:rFonts w:ascii="Aptos" w:hAnsi="Aptos"/>
-                <w:b w:val="0"/>
-                <w:i w:val="0"/>
-                <w:sz w:val="22"/>
-              </w:rPr>
             </w:r>
           </w:p>
         </w:tc>
@@ -2282,7 +2171,7 @@
         </w:tc>
         <w:tc>
           <w:tcPr>
-            <w:tcW w:type="dxa" w:w="4536"/>
+            <w:tcW w:type="dxa" w:w="8788"/>
           </w:tcPr>
           <w:p>
             <w:pPr>
@@ -2296,24 +2185,6 @@
                 <w:sz w:val="22"/>
               </w:rPr>
               <w:t>Event Groups i Task Notifications: sygnalizacja zdarzeń, szybkie mechanizmy synchronizacji.</w:t>
-            </w:r>
-          </w:p>
-        </w:tc>
-        <w:tc>
-          <w:tcPr>
-            <w:tcW w:type="dxa" w:w="4252"/>
-          </w:tcPr>
-          <w:p>
-            <w:pPr>
-              <w:spacing w:before="20" w:after="20"/>
-            </w:pPr>
-            <w:r>
-              <w:rPr>
-                <w:rFonts w:ascii="Aptos" w:hAnsi="Aptos"/>
-                <w:b w:val="0"/>
-                <w:i w:val="0"/>
-                <w:sz w:val="22"/>
-              </w:rPr>
             </w:r>
           </w:p>
         </w:tc>
@@ -2340,7 +2211,7 @@
         </w:tc>
         <w:tc>
           <w:tcPr>
-            <w:tcW w:type="dxa" w:w="4536"/>
+            <w:tcW w:type="dxa" w:w="8788"/>
           </w:tcPr>
           <w:p>
             <w:pPr>
@@ -2354,24 +2225,6 @@
                 <w:sz w:val="22"/>
               </w:rPr>
               <w:t>Przerwania w FreeRTOS: ISR-safe API, kolejki z ISR, zarządzanie latencją i czasem obsługi.</w:t>
-            </w:r>
-          </w:p>
-        </w:tc>
-        <w:tc>
-          <w:tcPr>
-            <w:tcW w:type="dxa" w:w="4252"/>
-          </w:tcPr>
-          <w:p>
-            <w:pPr>
-              <w:spacing w:before="20" w:after="20"/>
-            </w:pPr>
-            <w:r>
-              <w:rPr>
-                <w:rFonts w:ascii="Aptos" w:hAnsi="Aptos"/>
-                <w:b w:val="0"/>
-                <w:i w:val="0"/>
-                <w:sz w:val="22"/>
-              </w:rPr>
             </w:r>
           </w:p>
         </w:tc>
@@ -2398,7 +2251,7 @@
         </w:tc>
         <w:tc>
           <w:tcPr>
-            <w:tcW w:type="dxa" w:w="4536"/>
+            <w:tcW w:type="dxa" w:w="8788"/>
           </w:tcPr>
           <w:p>
             <w:pPr>
@@ -2412,24 +2265,6 @@
                 <w:sz w:val="22"/>
               </w:rPr>
               <w:t>Pamięć w FreeRTOS: stos zadania, heap (strategie), alokacja dynamiczna, fragmentacja, diagnostyka.</w:t>
-            </w:r>
-          </w:p>
-        </w:tc>
-        <w:tc>
-          <w:tcPr>
-            <w:tcW w:type="dxa" w:w="4252"/>
-          </w:tcPr>
-          <w:p>
-            <w:pPr>
-              <w:spacing w:before="20" w:after="20"/>
-            </w:pPr>
-            <w:r>
-              <w:rPr>
-                <w:rFonts w:ascii="Aptos" w:hAnsi="Aptos"/>
-                <w:b w:val="0"/>
-                <w:i w:val="0"/>
-                <w:sz w:val="22"/>
-              </w:rPr>
             </w:r>
           </w:p>
         </w:tc>
@@ -2456,7 +2291,7 @@
         </w:tc>
         <w:tc>
           <w:tcPr>
-            <w:tcW w:type="dxa" w:w="4536"/>
+            <w:tcW w:type="dxa" w:w="8788"/>
           </w:tcPr>
           <w:p>
             <w:pPr>
@@ -2470,24 +2305,6 @@
                 <w:sz w:val="22"/>
               </w:rPr>
               <w:t>Debugowanie i obserwowalność: trace, runtime stats, watchdog, analiza zakleszczeń i przepełnień stosu.</w:t>
-            </w:r>
-          </w:p>
-        </w:tc>
-        <w:tc>
-          <w:tcPr>
-            <w:tcW w:type="dxa" w:w="4252"/>
-          </w:tcPr>
-          <w:p>
-            <w:pPr>
-              <w:spacing w:before="20" w:after="20"/>
-            </w:pPr>
-            <w:r>
-              <w:rPr>
-                <w:rFonts w:ascii="Aptos" w:hAnsi="Aptos"/>
-                <w:b w:val="0"/>
-                <w:i w:val="0"/>
-                <w:sz w:val="22"/>
-              </w:rPr>
             </w:r>
           </w:p>
         </w:tc>
@@ -2514,7 +2331,7 @@
         </w:tc>
         <w:tc>
           <w:tcPr>
-            <w:tcW w:type="dxa" w:w="4536"/>
+            <w:tcW w:type="dxa" w:w="8788"/>
           </w:tcPr>
           <w:p>
             <w:pPr>
@@ -2528,24 +2345,6 @@
                 <w:sz w:val="22"/>
               </w:rPr>
               <w:t>Projekt RTOS end-to-end: architektura aplikacji, podział na moduły, testy funkcjonalne i czasowe, kryteria zaliczenia.</w:t>
-            </w:r>
-          </w:p>
-        </w:tc>
-        <w:tc>
-          <w:tcPr>
-            <w:tcW w:type="dxa" w:w="4252"/>
-          </w:tcPr>
-          <w:p>
-            <w:pPr>
-              <w:spacing w:before="20" w:after="20"/>
-            </w:pPr>
-            <w:r>
-              <w:rPr>
-                <w:rFonts w:ascii="Aptos" w:hAnsi="Aptos"/>
-                <w:b w:val="0"/>
-                <w:i w:val="0"/>
-                <w:sz w:val="22"/>
-              </w:rPr>
             </w:r>
           </w:p>
         </w:tc>

--- a/public/assets/files/stacjonarne/RTO.docx
+++ b/public/assets/files/stacjonarne/RTO.docx
@@ -1494,7 +1494,7 @@
                 <w:rFonts w:ascii="Aptos" w:hAnsi="Aptos"/>
                 <w:sz w:val="22"/>
               </w:rPr>
-              <w:t>☐ Egzamin</w:t>
+              <w:t>☑ Egzamin</w:t>
             </w:r>
           </w:p>
         </w:tc>

--- a/public/assets/files/stacjonarne/RTO.docx
+++ b/public/assets/files/stacjonarne/RTO.docx
@@ -315,7 +315,7 @@
                 <w:i w:val="0"/>
                 <w:sz w:val="22"/>
               </w:rPr>
-              <w:t>4</w:t>
+              <w:t>5</w:t>
             </w:r>
           </w:p>
         </w:tc>
@@ -1093,7 +1093,7 @@
                 <w:i w:val="0"/>
                 <w:sz w:val="22"/>
               </w:rPr>
-              <w:t>40</w:t>
+              <w:t>65</w:t>
             </w:r>
           </w:p>
         </w:tc>
@@ -1113,7 +1113,7 @@
                 <w:i w:val="0"/>
                 <w:sz w:val="22"/>
               </w:rPr>
-              <w:t>1.6</w:t>
+              <w:t>2.6</w:t>
             </w:r>
           </w:p>
         </w:tc>
